--- a/content/Bios/Dan_Cholas.docx
+++ b/content/Bios/Dan_Cholas.docx
@@ -1,254 +1,8 @@
 
 <file path=word/document.xml><?xml version="1.0" encoding="utf-8"?>
-<w:document xmlns:w14="http://schemas.microsoft.com/office/word/2010/wordml" xmlns:wp14="http://schemas.microsoft.com/office/word/2010/wordprocessingDrawing" xmlns:w="http://schemas.openxmlformats.org/wordprocessingml/2006/main" xmlns:m="http://schemas.openxmlformats.org/officeDocument/2006/math" xmlns:r="http://schemas.openxmlformats.org/officeDocument/2006/relationships" xmlns:o="urn:schemas-microsoft-com:office:office" xmlns:v="urn:schemas-microsoft-com:vml" xmlns:w10="urn:schemas-microsoft-com:office:word" xmlns:a="http://schemas.openxmlformats.org/drawingml/2006/main" xmlns:pic="http://schemas.openxmlformats.org/drawingml/2006/picture" xmlns:wp="http://schemas.openxmlformats.org/drawingml/2006/wordprocessingDrawing" xmlns:mc="http://schemas.openxmlformats.org/markup-compatibility/2006" mc:Ignorable="w14 wp14">
+<w:document xmlns:ns1="http://schemas.openxmlformats.org/markup-compatibility/2006" xmlns:ns2="http://schemas.microsoft.com/office/word/2010/wordml" xmlns:ns3="http://schemas.openxmlformats.org/officeDocument/2006/relationships" xmlns:w="http://schemas.openxmlformats.org/wordprocessingml/2006/main" ns1:Ignorable="w14 wp14">
   <w:body>
-    <w:p xmlns:wp14="http://schemas.microsoft.com/office/word/2010/wordml" wp14:textId="77777777">
-      <w:pPr>
-        <w:pStyle w:val="FirstParagraph"/>
-      </w:pPr>
-      <w:r>
-        <w:rPr/>
-        <w:t>Dan grew up in the small mining and fruit growing town of Paonia. He graduated in 1961 and during his</w:t>
-      </w:r>
-      <w:r>
-        <w:rPr/>
-        <w:t xml:space="preserve"> </w:t>
-      </w:r>
-      <w:r>
-        <w:rPr/>
-        <w:t>High School years he achieved All-Conference and All-State honors and was a State Champion in the</w:t>
-      </w:r>
-      <w:r>
-        <w:rPr/>
-        <w:t xml:space="preserve"> </w:t>
-      </w:r>
-      <w:r>
-        <w:rPr/>
-        <w:t xml:space="preserve">discus. A </w:t>
-      </w:r>
-      <w:r>
-        <w:rPr/>
-        <w:t>four year</w:t>
-      </w:r>
-      <w:r>
-        <w:rPr/>
-        <w:t>, four sport athlete he began his educational career at Mesa Jr. College in Grand</w:t>
-      </w:r>
-      <w:r>
-        <w:rPr/>
-        <w:t xml:space="preserve"> </w:t>
-      </w:r>
-      <w:r>
-        <w:rPr/>
-        <w:t>Junction. After two solid years as the Mavericks fullback and kicker, he transferred to the University of</w:t>
-      </w:r>
-      <w:r>
-        <w:rPr/>
-        <w:t xml:space="preserve"> </w:t>
-      </w:r>
-      <w:r>
-        <w:rPr/>
-        <w:t>Utah and finished at what is now SCU-Pueblo where he had two outstanding years in football.</w:t>
-      </w:r>
-      <w:r>
-        <w:rPr/>
-        <w:t xml:space="preserve"> </w:t>
-      </w:r>
-      <w:r>
-        <w:rPr/>
-        <w:t xml:space="preserve">Dan graduated from CSU-Pueblo in 1966 and had several </w:t>
-      </w:r>
-      <w:r>
-        <w:rPr/>
-        <w:t>try-out</w:t>
-      </w:r>
-      <w:r>
-        <w:rPr/>
-        <w:t xml:space="preserve"> offers in football as a place kicker and</w:t>
-      </w:r>
-      <w:r>
-        <w:rPr/>
-        <w:t xml:space="preserve"> </w:t>
-      </w:r>
-      <w:r>
-        <w:rPr/>
-        <w:t>running back. He chose the Denver Broncos in 1966 and again in 1968. The dream of becoming a</w:t>
-      </w:r>
-      <w:r>
-        <w:rPr/>
-        <w:t xml:space="preserve"> </w:t>
-      </w:r>
-      <w:r>
-        <w:rPr/>
-        <w:t>professional football player finally ended and Dan became a Teacher, Coach and Athletic director for 32</w:t>
-      </w:r>
-      <w:r>
-        <w:rPr/>
-        <w:t xml:space="preserve"> </w:t>
-      </w:r>
-      <w:r>
-        <w:rPr/>
-        <w:t>years with 29 of them in the Delta School district. From 1970 to 1973 he was the head football and</w:t>
-      </w:r>
-      <w:r>
-        <w:rPr/>
-        <w:t xml:space="preserve"> </w:t>
-      </w:r>
-      <w:r>
-        <w:rPr/>
-        <w:t>baseball coach at Ignacio High School.</w:t>
-      </w:r>
-      <w:r>
-        <w:rPr/>
-        <w:t xml:space="preserve"> </w:t>
-      </w:r>
-      <w:r>
-        <w:rPr/>
-        <w:t xml:space="preserve">Upon his return to Delta, he started out at the </w:t>
-      </w:r>
-      <w:r>
-        <w:rPr/>
-        <w:t>freshman</w:t>
-      </w:r>
-      <w:r>
-        <w:rPr/>
-        <w:t xml:space="preserve"> level and advanced over the years to becoming</w:t>
-      </w:r>
-      <w:r>
-        <w:rPr/>
-        <w:t xml:space="preserve"> </w:t>
-      </w:r>
-      <w:r>
-        <w:rPr/>
-        <w:t>the head football and assistant baseball coach. During his tenure as the Athletic Director at Delta High</w:t>
-      </w:r>
-      <w:r>
-        <w:rPr/>
-        <w:t xml:space="preserve"> </w:t>
-      </w:r>
-      <w:r>
-        <w:rPr/>
-        <w:t>School, he was the tournament director for the 1-A Mountain League Baseball and Volleyball</w:t>
-      </w:r>
-      <w:r>
-        <w:rPr/>
-        <w:t xml:space="preserve"> </w:t>
-      </w:r>
-      <w:r>
-        <w:rPr/>
-        <w:t xml:space="preserve">tournaments for 25 years. He was also the Director </w:t>
-      </w:r>
-      <w:r>
-        <w:rPr/>
-        <w:t>for</w:t>
-      </w:r>
-      <w:r>
-        <w:rPr/>
-        <w:t xml:space="preserve"> several Regional Baseball tournaments.</w:t>
-      </w:r>
-      <w:r>
-        <w:rPr/>
-        <w:t xml:space="preserve"> </w:t>
-      </w:r>
-      <w:r>
-        <w:rPr/>
-        <w:t xml:space="preserve">Dan has </w:t>
-      </w:r>
-      <w:r>
-        <w:rPr/>
-        <w:t>umpired</w:t>
-      </w:r>
-      <w:r>
-        <w:rPr/>
-        <w:t xml:space="preserve"> for 40 years and attended the Arizona Umpiring Academy for 11 years. He was</w:t>
-      </w:r>
-      <w:r>
-        <w:rPr/>
-        <w:t xml:space="preserve"> </w:t>
-      </w:r>
-      <w:r>
-        <w:rPr/>
-        <w:t xml:space="preserve">honored as a Stagg member and a </w:t>
-      </w:r>
-      <w:r>
-        <w:rPr/>
-        <w:t>life time</w:t>
-      </w:r>
-      <w:r>
-        <w:rPr/>
-        <w:t xml:space="preserve"> scholarship. Dan umpired in three state championship finals</w:t>
-      </w:r>
-      <w:r>
-        <w:rPr/>
-        <w:t xml:space="preserve"> </w:t>
-      </w:r>
-      <w:r>
-        <w:rPr/>
-        <w:t>and several semi and regional games. In 1998 and 1999, Dan umpired in two Babe Ruth World Series,</w:t>
-      </w:r>
-      <w:r>
-        <w:rPr/>
-        <w:t xml:space="preserve"> </w:t>
-      </w:r>
-      <w:r>
-        <w:rPr/>
-        <w:t>held in Florida, and was the UIC in 1999. The biggest influence in Dan’s teaching and umpiring career</w:t>
-      </w:r>
-      <w:r>
-        <w:rPr/>
-        <w:t xml:space="preserve"> </w:t>
-      </w:r>
-      <w:r>
-        <w:rPr/>
-        <w:t>have</w:t>
-      </w:r>
-      <w:r>
-        <w:rPr/>
-        <w:t xml:space="preserve"> been his family; his wife Doris, son </w:t>
-      </w:r>
-      <w:r>
-        <w:rPr/>
-        <w:t>Peter</w:t>
-      </w:r>
-      <w:r>
-        <w:rPr/>
-        <w:t xml:space="preserve"> and daughter Danna. They always gave their support and</w:t>
-      </w:r>
-      <w:r>
-        <w:rPr/>
-        <w:t xml:space="preserve"> </w:t>
-      </w:r>
-      <w:r>
-        <w:rPr/>
-        <w:t>views.</w:t>
-      </w:r>
-    </w:p>
-    <w:p>
-      <w:pPr>
-        <w:pStyle w:val="BodyText"/>
-      </w:pPr>
-    </w:p>
-    <w:p>
-      <w:pPr>
-        <w:pStyle w:val="Heading2"/>
-        <w:spacing w:before="261" w:beforeAutospacing="off" w:after="261" w:afterAutospacing="off" w:line="300" w:lineRule="auto"/>
-      </w:pPr>
-      <w:r>
-        <w:rPr>
-          <w:rFonts w:ascii="Segoe UI" w:hAnsi="Segoe UI" w:eastAsia="Segoe UI" w:cs="Segoe UI"/>
-          <w:b w:val="1"/>
-          <w:bCs w:val="1"/>
-          <w:i w:val="0"/>
-          <w:iCs w:val="0"/>
-          <w:noProof w:val="0"/>
-          <w:sz w:val="31"/>
-          <w:szCs w:val="31"/>
-          <w:lang w:val="en-US"/>
-        </w:rPr>
-        <w:t>Revised Biography: Dan Cholas</w:t>
-      </w:r>
-    </w:p>
-    <w:p>
+    <w:p ns2:paraId="53114530" ns2:textId="6939FA2A">
       <w:pPr>
         <w:spacing w:before="210" w:beforeAutospacing="off" w:after="210" w:afterAutospacing="off" w:line="300" w:lineRule="auto"/>
       </w:pPr>
@@ -406,7 +160,7 @@
         </w:rPr>
         <w:t xml:space="preserve"> A four‑year, four‑sport athlete, he began his college career at </w:t>
       </w:r>
-      <w:hyperlink r:id="R5d8fea42d4d94368">
+      <w:hyperlink ns3:id="R5d8fea42d4d94368">
         <w:r>
           <w:rPr>
             <w:rStyle w:val="Hyperlink"/>
@@ -437,7 +191,7 @@
         </w:rPr>
         <w:t xml:space="preserve"> in Grand Junction. After two strong seasons as the Mavericks’ fullback and kicker, he transferred to the </w:t>
       </w:r>
-      <w:hyperlink r:id="Rd912c88f4d7c4960">
+      <w:hyperlink ns3:id="Rd912c88f4d7c4960">
         <w:r>
           <w:rPr>
             <w:rStyle w:val="Hyperlink"/>
@@ -468,7 +222,7 @@
         </w:rPr>
         <w:t xml:space="preserve"> and later completed his collegiate career at what is now </w:t>
       </w:r>
-      <w:hyperlink r:id="R3b290138467f492a">
+      <w:hyperlink ns3:id="R3b290138467f492a">
         <w:r>
           <w:rPr>
             <w:rStyle w:val="Hyperlink"/>
@@ -500,7 +254,7 @@
         <w:t>, where he enjoyed two outstanding years of football.</w:t>
       </w:r>
     </w:p>
-    <w:p>
+    <w:p ns2:paraId="03648C67" ns2:textId="4CC8DFD5">
       <w:pPr>
         <w:spacing w:before="210" w:beforeAutospacing="off" w:after="210" w:afterAutospacing="off" w:line="300" w:lineRule="auto"/>
         <w:rPr>
@@ -529,7 +283,7 @@
         </w:rPr>
         <w:t xml:space="preserve">Dan graduated from </w:t>
       </w:r>
-      <w:hyperlink r:id="Ra96c545effa64ad4">
+      <w:hyperlink ns3:id="Ra96c545effa64ad4">
         <w:r>
           <w:rPr>
             <w:rStyle w:val="Hyperlink"/>
@@ -673,7 +427,7 @@
         <w:t>.</w:t>
       </w:r>
     </w:p>
-    <w:p>
+    <w:p ns2:paraId="10D5BB0B" ns2:textId="7A02C7BF">
       <w:pPr>
         <w:spacing w:before="210" w:beforeAutospacing="off" w:after="210" w:afterAutospacing="off" w:line="300" w:lineRule="auto"/>
         <w:rPr>
@@ -857,7 +611,7 @@
         <w:t>.</w:t>
       </w:r>
     </w:p>
-    <w:p>
+    <w:p ns2:paraId="04C61F65" ns2:textId="5EF04944">
       <w:pPr>
         <w:spacing w:before="210" w:beforeAutospacing="off" w:after="210" w:afterAutospacing="off" w:line="300" w:lineRule="auto"/>
         <w:rPr>
@@ -1125,7 +879,7 @@
         <w:t xml:space="preserve"> in 1999.</w:t>
       </w:r>
     </w:p>
-    <w:p>
+    <w:p ns2:paraId="5F8A45FC" ns2:textId="36527411">
       <w:pPr>
         <w:spacing w:before="210" w:beforeAutospacing="off" w:after="210" w:afterAutospacing="off" w:line="300" w:lineRule="auto"/>
         <w:rPr>
@@ -1239,7 +993,7 @@
         <w:t>—whose encouragement and perspective shaped his teaching, coaching, and officiating career.</w:t>
       </w:r>
     </w:p>
-    <w:p>
+    <w:p ns2:paraId="3FA5AB0A" ns2:textId="14D54697">
       <w:pPr>
         <w:pStyle w:val="BodyText"/>
       </w:pPr>
